--- a/Resume.docx
+++ b/Resume.docx
@@ -14,6 +14,8 @@
           <w:szCs w:val="56"/>
         </w:rPr>
       </w:pPr>
+      <w:bookmarkStart w:id="0" w:name="_GoBack"/>
+      <w:bookmarkEnd w:id="0"/>
       <w:r>
         <w:rPr>
           <w:rFonts w:ascii="Arial" w:hAnsi="Arial" w:cs="Arial"/>
@@ -41,43 +43,7 @@
           <w:b/>
           <w:bCs/>
         </w:rPr>
-        <w:t xml:space="preserve">Embedded Systems &amp; Firmware Engineer | PIC • AVR • ARM • ESP32/ESP8266 | Bare-Metal • RTOS | PCB Design (Altium / </w:t>
-      </w:r>
-      <w:proofErr w:type="spellStart"/>
-      <w:r>
-        <w:rPr>
-          <w:rFonts w:ascii="Arial" w:hAnsi="Arial" w:cs="Arial"/>
-          <w:b/>
-          <w:bCs/>
-        </w:rPr>
-        <w:t>CircuitMaker</w:t>
-      </w:r>
-      <w:proofErr w:type="spellEnd"/>
-      <w:r>
-        <w:rPr>
-          <w:rFonts w:ascii="Arial" w:hAnsi="Arial" w:cs="Arial"/>
-          <w:b/>
-          <w:bCs/>
-        </w:rPr>
-        <w:t xml:space="preserve">, </w:t>
-      </w:r>
-      <w:proofErr w:type="spellStart"/>
-      <w:r>
-        <w:rPr>
-          <w:rFonts w:ascii="Arial" w:hAnsi="Arial" w:cs="Arial"/>
-          <w:b/>
-          <w:bCs/>
-        </w:rPr>
-        <w:t>KiCad</w:t>
-      </w:r>
-      <w:proofErr w:type="spellEnd"/>
-      <w:r>
-        <w:rPr>
-          <w:rFonts w:ascii="Arial" w:hAnsi="Arial" w:cs="Arial"/>
-          <w:b/>
-          <w:bCs/>
-        </w:rPr>
-        <w:t>, Eagle) | UART • SPI • I²C • MQTT</w:t>
+        <w:t>Embedded Systems &amp; Firmware Engineer | PIC • AVR • ARM • ESP32/ESP8266 | Bare-Metal • RTOS | PCB Design (Altium / CircuitMaker, KiCad, Eagle) | UART • SPI • I²C • MQTT</w:t>
       </w:r>
     </w:p>
     <w:p>
@@ -172,18 +138,8 @@
           <w:sz w:val="20"/>
           <w:szCs w:val="20"/>
         </w:rPr>
-        <w:t>linkedin.com/in/</w:t>
-      </w:r>
-      <w:proofErr w:type="spellStart"/>
-      <w:r>
-        <w:rPr>
-          <w:rFonts w:ascii="Arial" w:hAnsi="Arial" w:cs="Arial"/>
-          <w:sz w:val="20"/>
-          <w:szCs w:val="20"/>
-        </w:rPr>
-        <w:t>abdelrahman-elnahrawy-eng</w:t>
-      </w:r>
-      <w:proofErr w:type="spellEnd"/>
+        <w:t>linkedin.com/in/abdelrahman-elnahrawy-eng</w:t>
+      </w:r>
       <w:r>
         <w:rPr>
           <w:rFonts w:ascii="Arial" w:hAnsi="Arial" w:cs="Arial"/>
@@ -193,13 +149,8 @@
         <w:t xml:space="preserve"> | </w:t>
       </w:r>
       <w:r>
-        <w:t>github.com/Abdelrahman-</w:t>
-      </w:r>
-      <w:proofErr w:type="spellStart"/>
-      <w:r>
-        <w:t>Elnahrawy</w:t>
-      </w:r>
-      <w:proofErr w:type="spellEnd"/>
+        <w:t>github.com/Abdelrahman-Elnahrawy</w:t>
+      </w:r>
     </w:p>
     <w:p>
       <w:pPr>
@@ -312,27 +263,15 @@
           <w:bCs/>
         </w:rPr>
       </w:pPr>
-      <w:proofErr w:type="spellStart"/>
-      <w:r>
-        <w:rPr>
-          <w:rFonts w:ascii="Arial" w:hAnsi="Arial" w:cs="Arial"/>
-          <w:b/>
-          <w:bCs/>
-          <w:sz w:val="20"/>
-          <w:szCs w:val="20"/>
-        </w:rPr>
-        <w:t>Armtronics</w:t>
-      </w:r>
-      <w:proofErr w:type="spellEnd"/>
-      <w:r>
-        <w:rPr>
-          <w:rFonts w:ascii="Arial" w:hAnsi="Arial" w:cs="Arial"/>
-          <w:b/>
-          <w:bCs/>
-          <w:sz w:val="20"/>
-          <w:szCs w:val="20"/>
-        </w:rPr>
-        <w:t xml:space="preserve"> — Cairo, Egypt (Hybrid)</w:t>
+      <w:r>
+        <w:rPr>
+          <w:rFonts w:ascii="Arial" w:hAnsi="Arial" w:cs="Arial"/>
+          <w:b/>
+          <w:bCs/>
+          <w:sz w:val="20"/>
+          <w:szCs w:val="20"/>
+        </w:rPr>
+        <w:t>Armtronics — Cairo, Egypt (Hybrid)</w:t>
       </w:r>
       <w:r>
         <w:rPr>
@@ -474,14 +413,7 @@
         <w:rPr>
           <w:rFonts w:ascii="Arial" w:hAnsi="Arial" w:cs="Arial"/>
         </w:rPr>
-        <w:t xml:space="preserve">solutions from concept to functional </w:t>
-      </w:r>
-      <w:proofErr w:type="gramStart"/>
-      <w:r>
-        <w:rPr>
-          <w:rFonts w:ascii="Arial" w:hAnsi="Arial" w:cs="Arial"/>
-        </w:rPr>
-        <w:t>prototypes.</w:t>
+        <w:t>solutions from concept to functional prototypes</w:t>
       </w:r>
       <w:r>
         <w:rPr>
@@ -489,7 +421,6 @@
         </w:rPr>
         <w:t>.</w:t>
       </w:r>
-      <w:proofErr w:type="gramEnd"/>
     </w:p>
     <w:p>
       <w:pPr>
@@ -633,10 +564,7 @@
         <w:jc w:val="center"/>
       </w:pPr>
       <w:r>
-        <w:t xml:space="preserve">Embedded C, C++, PIC, AVR, ARM Cortex-M, ESP32/ESP8266, </w:t>
-      </w:r>
-      <w:r>
-        <w:t>MQTT</w:t>
+        <w:t>Embedded C, C++, PIC, AVR, ARM Cortex-M, ESP32/ESP8266, MQTT</w:t>
       </w:r>
     </w:p>
     <w:p>
@@ -645,23 +573,7 @@
         <w:jc w:val="center"/>
       </w:pPr>
       <w:r>
-        <w:t>PCB Design (Altium/</w:t>
-      </w:r>
-      <w:proofErr w:type="spellStart"/>
-      <w:r>
-        <w:t>CircuitMaker</w:t>
-      </w:r>
-      <w:proofErr w:type="spellEnd"/>
-      <w:r>
-        <w:t xml:space="preserve">, </w:t>
-      </w:r>
-      <w:proofErr w:type="spellStart"/>
-      <w:r>
-        <w:t>KiCad</w:t>
-      </w:r>
-      <w:proofErr w:type="spellEnd"/>
-      <w:r>
-        <w:t>, Eagle), UART, SPI, I²C, Hardware Debugging</w:t>
+        <w:t>PCB Design (Altium/CircuitMaker, KiCad, Eagle), UART, SPI, I²C, Hardware Debugging</w:t>
       </w:r>
     </w:p>
     <w:p>
@@ -834,19 +746,7 @@
         <w:rPr>
           <w:rFonts w:ascii="Arial" w:hAnsi="Arial" w:cs="Arial"/>
         </w:rPr>
-        <w:t>Designed embedded control systems integrating microcontrollers (PIC</w:t>
-      </w:r>
-      <w:r>
-        <w:rPr>
-          <w:rFonts w:ascii="Arial" w:hAnsi="Arial" w:cs="Arial"/>
-        </w:rPr>
-        <w:t xml:space="preserve"> </w:t>
-      </w:r>
-      <w:r>
-        <w:rPr>
-          <w:rFonts w:ascii="Arial" w:hAnsi="Arial" w:cs="Arial"/>
-        </w:rPr>
-        <w:t>/</w:t>
+        <w:t>Designed embedded control systems integrating microcontrollers (PIC /</w:t>
       </w:r>
       <w:r>
         <w:rPr>
@@ -1595,8 +1495,6 @@
         </w:rPr>
         <w:t xml:space="preserve">                   </w:t>
       </w:r>
-      <w:bookmarkStart w:id="0" w:name="_GoBack"/>
-      <w:bookmarkEnd w:id="0"/>
       <w:r>
         <w:rPr>
           <w:rFonts w:ascii="Arial" w:hAnsi="Arial" w:cs="Arial"/>
@@ -1663,15 +1561,7 @@
         <w:spacing w:line="276" w:lineRule="auto"/>
       </w:pPr>
       <w:r>
-        <w:t xml:space="preserve">Built layered firmware with </w:t>
-      </w:r>
-      <w:proofErr w:type="spellStart"/>
-      <w:r>
-        <w:t>FreeRTOS</w:t>
-      </w:r>
-      <w:proofErr w:type="spellEnd"/>
-      <w:r>
-        <w:t xml:space="preserve"> for ADC, PID loops, and SVPWM.</w:t>
+        <w:t>Built layered firmware with FreeRTOS for ADC, PID loops, and SVPWM.</w:t>
       </w:r>
     </w:p>
     <w:p>
@@ -1684,10 +1574,7 @@
         <w:spacing w:line="276" w:lineRule="auto"/>
       </w:pPr>
       <w:r>
-        <w:t>Designed and implemented PCB &amp; power-stage hardware</w:t>
-      </w:r>
-      <w:r>
-        <w:t>.</w:t>
+        <w:t>Designed and implemented PCB &amp; power-stage hardware.</w:t>
       </w:r>
     </w:p>
     <w:p>
@@ -1756,45 +1643,13 @@
         <w:jc w:val="center"/>
       </w:pPr>
       <w:r>
-        <w:t>ARM Cortex-M4 (</w:t>
-      </w:r>
-      <w:proofErr w:type="spellStart"/>
-      <w:r>
-        <w:t>Tiva</w:t>
-      </w:r>
-      <w:proofErr w:type="spellEnd"/>
-      <w:r>
-        <w:t xml:space="preserve"> C), </w:t>
-      </w:r>
-      <w:proofErr w:type="spellStart"/>
-      <w:r>
-        <w:t>FreeRTOS</w:t>
-      </w:r>
-      <w:proofErr w:type="spellEnd"/>
-      <w:r>
-        <w:t>, Embedded C/C++, MATLAB/Simulink,</w:t>
+        <w:t>ARM Cortex-M4 (Tiva C), FreeRTOS, Embedded C/C++, MATLAB/Simulink,</w:t>
       </w:r>
       <w:r>
         <w:br/>
       </w:r>
       <w:r>
-        <w:t xml:space="preserve"> PCB Design (Altium/</w:t>
-      </w:r>
-      <w:proofErr w:type="spellStart"/>
-      <w:r>
-        <w:t>CircuitMaker</w:t>
-      </w:r>
-      <w:proofErr w:type="spellEnd"/>
-      <w:r>
-        <w:t>/</w:t>
-      </w:r>
-      <w:proofErr w:type="spellStart"/>
-      <w:r>
-        <w:t>KiCad</w:t>
-      </w:r>
-      <w:proofErr w:type="spellEnd"/>
-      <w:r>
-        <w:t xml:space="preserve">), AS5600 Encoder, UART, SPI, I²C, PID Control, SVPWM </w:t>
+        <w:t xml:space="preserve"> PCB Design (Altium/CircuitMaker/KiCad), AS5600 Encoder, UART, SPI, I²C, PID Control, SVPWM </w:t>
       </w:r>
     </w:p>
     <w:p>
@@ -1841,15 +1696,7 @@
         <w:t>Embedded Systems:</w:t>
       </w:r>
       <w:r>
-        <w:t xml:space="preserve"> C/C++, Bare-Metal, </w:t>
-      </w:r>
-      <w:proofErr w:type="spellStart"/>
-      <w:r>
-        <w:t>FreeRTOS</w:t>
-      </w:r>
-      <w:proofErr w:type="spellEnd"/>
-      <w:r>
-        <w:t>, ARM Cortex-M, ESP32</w:t>
+        <w:t xml:space="preserve"> C/C++, Bare-Metal, FreeRTOS, ARM Cortex-M, ESP32</w:t>
       </w:r>
       <w:r>
         <w:t>/8266</w:t>
@@ -1897,23 +1744,10 @@
         <w:t>(</w:t>
       </w:r>
       <w:r>
-        <w:t>Altium/</w:t>
-      </w:r>
-      <w:proofErr w:type="spellStart"/>
-      <w:r>
-        <w:t>CircuitMaker</w:t>
-      </w:r>
-      <w:proofErr w:type="spellEnd"/>
-      <w:r>
-        <w:t xml:space="preserve">, </w:t>
-      </w:r>
-      <w:proofErr w:type="spellStart"/>
-      <w:r>
-        <w:t>KiCad</w:t>
-      </w:r>
-      <w:proofErr w:type="spellEnd"/>
-      <w:r>
-        <w:t>, Eagle)</w:t>
+        <w:t>Altium/CircuitMaker</w:t>
+      </w:r>
+      <w:r>
+        <w:t>, KiCad, Eagle)</w:t>
       </w:r>
       <w:r>
         <w:t xml:space="preserve">, </w:t>
@@ -1958,16 +1792,11 @@
         <w:t xml:space="preserve"> GNU Make, Keil, STM32Cube, </w:t>
       </w:r>
       <w:r>
-        <w:t>ESP-IDF</w:t>
-      </w:r>
-      <w:r>
-        <w:t xml:space="preserve">, </w:t>
-      </w:r>
-      <w:proofErr w:type="spellStart"/>
+        <w:t xml:space="preserve">ESP-IDF, </w:t>
+      </w:r>
       <w:r>
         <w:t>TivaWare</w:t>
       </w:r>
-      <w:proofErr w:type="spellEnd"/>
       <w:r>
         <w:t>, SOLIDWORKS, Agile/S</w:t>
       </w:r>
